--- a/Rev_1_1-3.docx
+++ b/Rev_1_1-3.docx
@@ -10,16 +10,16 @@
         <mc:AlternateContent>
           <mc:Choice Requires="wps">
             <w:drawing>
-              <wp:anchor distT="45720" distB="45720" distL="114300" distR="114300" simplePos="0" relativeHeight="251659264" behindDoc="0" locked="0" layoutInCell="1" allowOverlap="1" wp14:anchorId="013786CC" wp14:editId="1CB24447">
+              <wp:anchor distT="45720" distB="45720" distL="114300" distR="114300" simplePos="0" relativeHeight="251659264" behindDoc="0" locked="0" layoutInCell="1" allowOverlap="1" wp14:anchorId="013786CC" wp14:editId="09ADA8A6">
                 <wp:simplePos x="0" y="0"/>
                 <wp:positionH relativeFrom="margin">
-                  <wp:align>center</wp:align>
+                  <wp:posOffset>-120015</wp:posOffset>
                 </wp:positionH>
                 <wp:positionV relativeFrom="paragraph">
-                  <wp:posOffset>516032</wp:posOffset>
+                  <wp:posOffset>516890</wp:posOffset>
                 </wp:positionV>
-                <wp:extent cx="5468620" cy="3977640"/>
-                <wp:effectExtent l="0" t="0" r="0" b="3810"/>
+                <wp:extent cx="5969000" cy="4364990"/>
+                <wp:effectExtent l="0" t="0" r="0" b="0"/>
                 <wp:wrapSquare wrapText="bothSides"/>
                 <wp:docPr id="217" name="Text Box 2"/>
                 <wp:cNvGraphicFramePr>
@@ -34,7 +34,7 @@
                       <wps:spPr bwMode="auto">
                         <a:xfrm>
                           <a:off x="0" y="0"/>
-                          <a:ext cx="5468620" cy="3977640"/>
+                          <a:ext cx="5969000" cy="4364990"/>
                         </a:xfrm>
                         <a:prstGeom prst="rect">
                           <a:avLst/>
@@ -92,6 +92,7 @@
                               <w:t>A prologue to the letter</w:t>
                             </w:r>
                           </w:p>
+                          <w:p/>
                           <w:p>
                             <w:r>
                               <w:t xml:space="preserve">The revelation of Jesus Christ, </w:t>
@@ -140,7 +141,10 @@
                               <w:t xml:space="preserve"> </w:t>
                             </w:r>
                             <w:r>
-                              <w:t xml:space="preserve">to show to his servants </w:t>
+                              <w:t xml:space="preserve">to show to his servants what must soon take place; </w:t>
+                            </w:r>
+                            <w:r>
+                              <w:t xml:space="preserve">   </w:t>
                             </w:r>
                             <w:r>
                               <w:br/>
@@ -148,28 +152,26 @@
                             </w:r>
                             <w:r>
                               <w:tab/>
-                            </w:r>
-                            <w:r>
-                              <w:tab/>
-                            </w:r>
-                            <w:r>
-                              <w:tab/>
-                            </w:r>
-                            <w:r>
-                              <w:tab/>
                               <w:t xml:space="preserve">           </w:t>
                             </w:r>
                             <w:r>
+                              <w:t xml:space="preserve"> </w:t>
+                            </w:r>
+                            <w:r>
+                              <w:t>a</w:t>
+                            </w:r>
+                            <w:r>
+                              <w:t xml:space="preserve">nd he made </w:t>
+                            </w:r>
+                            <w:r>
+                              <w:tab/>
+                              <w:t xml:space="preserve">             </w:t>
+                            </w:r>
+                            <w:r>
                               <w:t xml:space="preserve">  </w:t>
                             </w:r>
                             <w:r>
-                              <w:t xml:space="preserve">  </w:t>
-                            </w:r>
-                            <w:r>
-                              <w:t xml:space="preserve">what must soon take place; </w:t>
-                            </w:r>
-                            <w:r>
-                              <w:t xml:space="preserve">   </w:t>
+                              <w:t xml:space="preserve">it known </w:t>
                             </w:r>
                             <w:r>
                               <w:br/>
@@ -177,26 +179,13 @@
                             </w:r>
                             <w:r>
                               <w:tab/>
-                              <w:t xml:space="preserve">           </w:t>
-                            </w:r>
-                            <w:r>
-                              <w:t xml:space="preserve"> </w:t>
-                            </w:r>
-                            <w:r>
-                              <w:t>a</w:t>
-                            </w:r>
-                            <w:r>
-                              <w:t xml:space="preserve">nd he made </w:t>
-                            </w:r>
-                            <w:r>
-                              <w:tab/>
-                              <w:t xml:space="preserve">             </w:t>
-                            </w:r>
-                            <w:r>
-                              <w:t xml:space="preserve">  </w:t>
-                            </w:r>
-                            <w:r>
-                              <w:t xml:space="preserve">it known </w:t>
+                            </w:r>
+                            <w:r>
+                              <w:tab/>
+                              <w:t xml:space="preserve">            </w:t>
+                            </w:r>
+                            <w:r>
+                              <w:t xml:space="preserve">by sending his angel </w:t>
                             </w:r>
                             <w:r>
                               <w:br/>
@@ -207,10 +196,16 @@
                             </w:r>
                             <w:r>
                               <w:tab/>
-                              <w:t xml:space="preserve">            </w:t>
-                            </w:r>
-                            <w:r>
-                              <w:t xml:space="preserve">by sending his angel </w:t>
+                            </w:r>
+                            <w:r>
+                              <w:tab/>
+                            </w:r>
+                            <w:r>
+                              <w:tab/>
+                              <w:t xml:space="preserve"> </w:t>
+                            </w:r>
+                            <w:r>
+                              <w:t xml:space="preserve">to his servant John, </w:t>
                             </w:r>
                             <w:r>
                               <w:br/>
@@ -227,10 +222,10 @@
                             </w:r>
                             <w:r>
                               <w:tab/>
-                              <w:t xml:space="preserve"> </w:t>
-                            </w:r>
-                            <w:r>
-                              <w:t xml:space="preserve">to his servant John, </w:t>
+                              <w:t xml:space="preserve">      </w:t>
+                            </w:r>
+                            <w:r>
+                              <w:t xml:space="preserve">who bore witness to the word of God </w:t>
                             </w:r>
                             <w:r>
                               <w:br/>
@@ -247,10 +242,19 @@
                             </w:r>
                             <w:r>
                               <w:tab/>
-                              <w:t xml:space="preserve">      </w:t>
-                            </w:r>
-                            <w:r>
-                              <w:t xml:space="preserve">who bore witness to the word of God </w:t>
+                            </w:r>
+                            <w:r>
+                              <w:tab/>
+                            </w:r>
+                            <w:r>
+                              <w:tab/>
+                              <w:t xml:space="preserve">     </w:t>
+                            </w:r>
+                            <w:r>
+                              <w:t xml:space="preserve">and to the testimony of Jesus Christ, </w:t>
+                            </w:r>
+                            <w:r>
+                              <w:t xml:space="preserve"> </w:t>
                             </w:r>
                             <w:r>
                               <w:br/>
@@ -273,13 +277,52 @@
                             </w:r>
                             <w:r>
                               <w:tab/>
-                              <w:t xml:space="preserve">     </w:t>
-                            </w:r>
-                            <w:r>
-                              <w:t xml:space="preserve">and to the testimony of Jesus Christ, </w:t>
-                            </w:r>
+                              <w:t xml:space="preserve">   </w:t>
+                            </w:r>
+                            <w:r>
+                              <w:t xml:space="preserve">even to all that he saw. </w:t>
+                            </w:r>
+                          </w:p>
+                          <w:p>
                             <w:r>
                               <w:t xml:space="preserve"> </w:t>
+                            </w:r>
+                            <w:r>
+                              <w:tab/>
+                            </w:r>
+                            <w:r>
+                              <w:t xml:space="preserve">Blessed </w:t>
+                            </w:r>
+                            <w:r>
+                              <w:t xml:space="preserve">  </w:t>
+                            </w:r>
+                            <w:r>
+                              <w:t xml:space="preserve">is </w:t>
+                            </w:r>
+                            <w:r>
+                              <w:t xml:space="preserve">    </w:t>
+                            </w:r>
+                            <w:r>
+                              <w:t xml:space="preserve">he </w:t>
+                            </w:r>
+                            <w:r>
+                              <w:t xml:space="preserve">    </w:t>
+                            </w:r>
+                            <w:r>
+                              <w:t xml:space="preserve">who reads aloud </w:t>
+                            </w:r>
+                            <w:r>
+                              <w:t xml:space="preserve">                  </w:t>
+                            </w:r>
+                            <w:r>
+                              <w:t xml:space="preserve">the words of the prophecy, </w:t>
+                            </w:r>
+                            <w:r>
+                              <w:br/>
+                              <w:t xml:space="preserve">      </w:t>
+                            </w:r>
+                            <w:r>
+                              <w:t xml:space="preserve">and blessed are those who hear, </w:t>
                             </w:r>
                             <w:r>
                               <w:br/>
@@ -295,17 +338,19 @@
                               <w:tab/>
                             </w:r>
                             <w:r>
-                              <w:tab/>
-                            </w:r>
-                            <w:r>
-                              <w:tab/>
-                            </w:r>
-                            <w:r>
-                              <w:tab/>
-                              <w:t xml:space="preserve">   </w:t>
-                            </w:r>
-                            <w:r>
-                              <w:t xml:space="preserve">even to all that he saw. </w:t>
+                              <w:t>and who keep</w:t>
+                            </w:r>
+                            <w:r>
+                              <w:tab/>
+                            </w:r>
+                            <w:r>
+                              <w:tab/>
+                            </w:r>
+                            <w:r>
+                              <w:t xml:space="preserve">                   </w:t>
+                            </w:r>
+                            <w:r>
+                              <w:t xml:space="preserve">what is written therein; </w:t>
                             </w:r>
                           </w:p>
                           <w:p>
@@ -316,98 +361,32 @@
                               <w:tab/>
                             </w:r>
                             <w:r>
-                              <w:t xml:space="preserve">Blessed </w:t>
-                            </w:r>
-                            <w:r>
-                              <w:t xml:space="preserve">  </w:t>
-                            </w:r>
-                            <w:r>
-                              <w:t xml:space="preserve">is </w:t>
-                            </w:r>
-                            <w:r>
-                              <w:t xml:space="preserve">    </w:t>
-                            </w:r>
-                            <w:r>
-                              <w:t xml:space="preserve">he </w:t>
-                            </w:r>
-                            <w:r>
-                              <w:t xml:space="preserve">    </w:t>
-                            </w:r>
-                            <w:r>
-                              <w:t xml:space="preserve">who reads aloud </w:t>
-                            </w:r>
-                            <w:r>
-                              <w:t xml:space="preserve">                  </w:t>
-                            </w:r>
-                            <w:r>
-                              <w:t xml:space="preserve">the words of the prophecy, </w:t>
-                            </w:r>
-                            <w:r>
-                              <w:br/>
-                              <w:t xml:space="preserve">      </w:t>
-                            </w:r>
-                            <w:r>
-                              <w:t xml:space="preserve">and blessed are those who hear, </w:t>
-                            </w:r>
-                            <w:r>
-                              <w:br/>
+                              <w:tab/>
+                            </w:r>
+                            <w:r>
+                              <w:tab/>
+                            </w:r>
+                            <w:r>
+                              <w:tab/>
+                            </w:r>
+                            <w:r>
+                              <w:tab/>
                               <w:t xml:space="preserve"> </w:t>
                             </w:r>
                             <w:r>
-                              <w:tab/>
-                            </w:r>
-                            <w:r>
-                              <w:tab/>
-                            </w:r>
-                            <w:r>
-                              <w:tab/>
-                            </w:r>
-                            <w:r>
-                              <w:t>and who keep</w:t>
-                            </w:r>
-                            <w:r>
-                              <w:tab/>
-                            </w:r>
-                            <w:r>
-                              <w:tab/>
-                            </w:r>
-                            <w:r>
-                              <w:t xml:space="preserve">                   </w:t>
-                            </w:r>
-                            <w:r>
-                              <w:t xml:space="preserve">what is written </w:t>
-                            </w:r>
-                            <w:proofErr w:type="gramStart"/>
-                            <w:r>
-                              <w:t>therein;</w:t>
-                            </w:r>
-                            <w:proofErr w:type="gramEnd"/>
-                            <w:r>
-                              <w:t xml:space="preserve"> </w:t>
-                            </w:r>
-                          </w:p>
-                          <w:p>
-                            <w:r>
-                              <w:t xml:space="preserve"> </w:t>
-                            </w:r>
-                            <w:r>
-                              <w:tab/>
-                            </w:r>
-                            <w:r>
-                              <w:tab/>
-                            </w:r>
-                            <w:r>
-                              <w:tab/>
-                            </w:r>
-                            <w:r>
-                              <w:tab/>
-                            </w:r>
-                            <w:r>
-                              <w:tab/>
-                              <w:t xml:space="preserve"> </w:t>
-                            </w:r>
-                            <w:r>
                               <w:t xml:space="preserve">   </w:t>
+                            </w:r>
+                            <w:r>
+                              <w:tab/>
+                            </w:r>
+                            <w:r>
+                              <w:tab/>
+                            </w:r>
+                            <w:r>
+                              <w:tab/>
+                            </w:r>
+                            <w:r>
+                              <w:t xml:space="preserve">     </w:t>
                             </w:r>
                             <w:r>
                               <w:t>for the time is near.</w:t>
@@ -437,7 +416,7 @@
                 <v:stroke joinstyle="miter"/>
                 <v:path gradientshapeok="t" o:connecttype="rect"/>
               </v:shapetype>
-              <v:shape id="Text Box 2" o:spid="_x0000_s1026" type="#_x0000_t202" style="position:absolute;margin-left:0;margin-top:40.65pt;width:430.6pt;height:313.2pt;z-index:251659264;visibility:visible;mso-wrap-style:square;mso-width-percent:0;mso-height-percent:0;mso-wrap-distance-left:9pt;mso-wrap-distance-top:3.6pt;mso-wrap-distance-right:9pt;mso-wrap-distance-bottom:3.6pt;mso-position-horizontal:center;mso-position-horizontal-relative:margin;mso-position-vertical:absolute;mso-position-vertical-relative:text;mso-width-percent:0;mso-height-percent:0;mso-width-relative:margin;mso-height-relative:margin;v-text-anchor:top" o:gfxdata="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" stroked="f">
+              <v:shape id="Text Box 2" o:spid="_x0000_s1026" type="#_x0000_t202" style="position:absolute;margin-left:-9.45pt;margin-top:40.7pt;width:470pt;height:343.7pt;z-index:251659264;visibility:visible;mso-wrap-style:square;mso-width-percent:0;mso-height-percent:0;mso-wrap-distance-left:9pt;mso-wrap-distance-top:3.6pt;mso-wrap-distance-right:9pt;mso-wrap-distance-bottom:3.6pt;mso-position-horizontal:absolute;mso-position-horizontal-relative:margin;mso-position-vertical:absolute;mso-position-vertical-relative:text;mso-width-percent:0;mso-height-percent:0;mso-width-relative:margin;mso-height-relative:margin;v-text-anchor:top" o:gfxdata="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" stroked="f">
                 <v:textbox>
                   <w:txbxContent>
                     <w:p>
@@ -481,6 +460,7 @@
                         <w:t>A prologue to the letter</w:t>
                       </w:r>
                     </w:p>
+                    <w:p/>
                     <w:p>
                       <w:r>
                         <w:t xml:space="preserve">The revelation of Jesus Christ, </w:t>
@@ -529,7 +509,10 @@
                         <w:t xml:space="preserve"> </w:t>
                       </w:r>
                       <w:r>
-                        <w:t xml:space="preserve">to show to his servants </w:t>
+                        <w:t xml:space="preserve">to show to his servants what must soon take place; </w:t>
+                      </w:r>
+                      <w:r>
+                        <w:t xml:space="preserve">   </w:t>
                       </w:r>
                       <w:r>
                         <w:br/>
@@ -537,28 +520,26 @@
                       </w:r>
                       <w:r>
                         <w:tab/>
-                      </w:r>
-                      <w:r>
-                        <w:tab/>
-                      </w:r>
-                      <w:r>
-                        <w:tab/>
-                      </w:r>
-                      <w:r>
-                        <w:tab/>
                         <w:t xml:space="preserve">           </w:t>
                       </w:r>
                       <w:r>
+                        <w:t xml:space="preserve"> </w:t>
+                      </w:r>
+                      <w:r>
+                        <w:t>a</w:t>
+                      </w:r>
+                      <w:r>
+                        <w:t xml:space="preserve">nd he made </w:t>
+                      </w:r>
+                      <w:r>
+                        <w:tab/>
+                        <w:t xml:space="preserve">             </w:t>
+                      </w:r>
+                      <w:r>
                         <w:t xml:space="preserve">  </w:t>
                       </w:r>
                       <w:r>
-                        <w:t xml:space="preserve">  </w:t>
-                      </w:r>
-                      <w:r>
-                        <w:t xml:space="preserve">what must soon take place; </w:t>
-                      </w:r>
-                      <w:r>
-                        <w:t xml:space="preserve">   </w:t>
+                        <w:t xml:space="preserve">it known </w:t>
                       </w:r>
                       <w:r>
                         <w:br/>
@@ -566,26 +547,13 @@
                       </w:r>
                       <w:r>
                         <w:tab/>
-                        <w:t xml:space="preserve">           </w:t>
-                      </w:r>
-                      <w:r>
-                        <w:t xml:space="preserve"> </w:t>
-                      </w:r>
-                      <w:r>
-                        <w:t>a</w:t>
-                      </w:r>
-                      <w:r>
-                        <w:t xml:space="preserve">nd he made </w:t>
-                      </w:r>
-                      <w:r>
-                        <w:tab/>
-                        <w:t xml:space="preserve">             </w:t>
-                      </w:r>
-                      <w:r>
-                        <w:t xml:space="preserve">  </w:t>
-                      </w:r>
-                      <w:r>
-                        <w:t xml:space="preserve">it known </w:t>
+                      </w:r>
+                      <w:r>
+                        <w:tab/>
+                        <w:t xml:space="preserve">            </w:t>
+                      </w:r>
+                      <w:r>
+                        <w:t xml:space="preserve">by sending his angel </w:t>
                       </w:r>
                       <w:r>
                         <w:br/>
@@ -596,10 +564,16 @@
                       </w:r>
                       <w:r>
                         <w:tab/>
-                        <w:t xml:space="preserve">            </w:t>
-                      </w:r>
-                      <w:r>
-                        <w:t xml:space="preserve">by sending his angel </w:t>
+                      </w:r>
+                      <w:r>
+                        <w:tab/>
+                      </w:r>
+                      <w:r>
+                        <w:tab/>
+                        <w:t xml:space="preserve"> </w:t>
+                      </w:r>
+                      <w:r>
+                        <w:t xml:space="preserve">to his servant John, </w:t>
                       </w:r>
                       <w:r>
                         <w:br/>
@@ -616,10 +590,10 @@
                       </w:r>
                       <w:r>
                         <w:tab/>
-                        <w:t xml:space="preserve"> </w:t>
-                      </w:r>
-                      <w:r>
-                        <w:t xml:space="preserve">to his servant John, </w:t>
+                        <w:t xml:space="preserve">      </w:t>
+                      </w:r>
+                      <w:r>
+                        <w:t xml:space="preserve">who bore witness to the word of God </w:t>
                       </w:r>
                       <w:r>
                         <w:br/>
@@ -636,10 +610,19 @@
                       </w:r>
                       <w:r>
                         <w:tab/>
-                        <w:t xml:space="preserve">      </w:t>
-                      </w:r>
-                      <w:r>
-                        <w:t xml:space="preserve">who bore witness to the word of God </w:t>
+                      </w:r>
+                      <w:r>
+                        <w:tab/>
+                      </w:r>
+                      <w:r>
+                        <w:tab/>
+                        <w:t xml:space="preserve">     </w:t>
+                      </w:r>
+                      <w:r>
+                        <w:t xml:space="preserve">and to the testimony of Jesus Christ, </w:t>
+                      </w:r>
+                      <w:r>
+                        <w:t xml:space="preserve"> </w:t>
                       </w:r>
                       <w:r>
                         <w:br/>
@@ -662,13 +645,52 @@
                       </w:r>
                       <w:r>
                         <w:tab/>
-                        <w:t xml:space="preserve">     </w:t>
-                      </w:r>
-                      <w:r>
-                        <w:t xml:space="preserve">and to the testimony of Jesus Christ, </w:t>
-                      </w:r>
+                        <w:t xml:space="preserve">   </w:t>
+                      </w:r>
+                      <w:r>
+                        <w:t xml:space="preserve">even to all that he saw. </w:t>
+                      </w:r>
+                    </w:p>
+                    <w:p>
                       <w:r>
                         <w:t xml:space="preserve"> </w:t>
+                      </w:r>
+                      <w:r>
+                        <w:tab/>
+                      </w:r>
+                      <w:r>
+                        <w:t xml:space="preserve">Blessed </w:t>
+                      </w:r>
+                      <w:r>
+                        <w:t xml:space="preserve">  </w:t>
+                      </w:r>
+                      <w:r>
+                        <w:t xml:space="preserve">is </w:t>
+                      </w:r>
+                      <w:r>
+                        <w:t xml:space="preserve">    </w:t>
+                      </w:r>
+                      <w:r>
+                        <w:t xml:space="preserve">he </w:t>
+                      </w:r>
+                      <w:r>
+                        <w:t xml:space="preserve">    </w:t>
+                      </w:r>
+                      <w:r>
+                        <w:t xml:space="preserve">who reads aloud </w:t>
+                      </w:r>
+                      <w:r>
+                        <w:t xml:space="preserve">                  </w:t>
+                      </w:r>
+                      <w:r>
+                        <w:t xml:space="preserve">the words of the prophecy, </w:t>
+                      </w:r>
+                      <w:r>
+                        <w:br/>
+                        <w:t xml:space="preserve">      </w:t>
+                      </w:r>
+                      <w:r>
+                        <w:t xml:space="preserve">and blessed are those who hear, </w:t>
                       </w:r>
                       <w:r>
                         <w:br/>
@@ -684,17 +706,19 @@
                         <w:tab/>
                       </w:r>
                       <w:r>
-                        <w:tab/>
-                      </w:r>
-                      <w:r>
-                        <w:tab/>
-                      </w:r>
-                      <w:r>
-                        <w:tab/>
-                        <w:t xml:space="preserve">   </w:t>
-                      </w:r>
-                      <w:r>
-                        <w:t xml:space="preserve">even to all that he saw. </w:t>
+                        <w:t>and who keep</w:t>
+                      </w:r>
+                      <w:r>
+                        <w:tab/>
+                      </w:r>
+                      <w:r>
+                        <w:tab/>
+                      </w:r>
+                      <w:r>
+                        <w:t xml:space="preserve">                   </w:t>
+                      </w:r>
+                      <w:r>
+                        <w:t xml:space="preserve">what is written therein; </w:t>
                       </w:r>
                     </w:p>
                     <w:p>
@@ -705,98 +729,32 @@
                         <w:tab/>
                       </w:r>
                       <w:r>
-                        <w:t xml:space="preserve">Blessed </w:t>
-                      </w:r>
-                      <w:r>
-                        <w:t xml:space="preserve">  </w:t>
-                      </w:r>
-                      <w:r>
-                        <w:t xml:space="preserve">is </w:t>
-                      </w:r>
-                      <w:r>
-                        <w:t xml:space="preserve">    </w:t>
-                      </w:r>
-                      <w:r>
-                        <w:t xml:space="preserve">he </w:t>
-                      </w:r>
-                      <w:r>
-                        <w:t xml:space="preserve">    </w:t>
-                      </w:r>
-                      <w:r>
-                        <w:t xml:space="preserve">who reads aloud </w:t>
-                      </w:r>
-                      <w:r>
-                        <w:t xml:space="preserve">                  </w:t>
-                      </w:r>
-                      <w:r>
-                        <w:t xml:space="preserve">the words of the prophecy, </w:t>
-                      </w:r>
-                      <w:r>
-                        <w:br/>
-                        <w:t xml:space="preserve">      </w:t>
-                      </w:r>
-                      <w:r>
-                        <w:t xml:space="preserve">and blessed are those who hear, </w:t>
-                      </w:r>
-                      <w:r>
-                        <w:br/>
+                        <w:tab/>
+                      </w:r>
+                      <w:r>
+                        <w:tab/>
+                      </w:r>
+                      <w:r>
+                        <w:tab/>
+                      </w:r>
+                      <w:r>
+                        <w:tab/>
                         <w:t xml:space="preserve"> </w:t>
                       </w:r>
                       <w:r>
-                        <w:tab/>
-                      </w:r>
-                      <w:r>
-                        <w:tab/>
-                      </w:r>
-                      <w:r>
-                        <w:tab/>
-                      </w:r>
-                      <w:r>
-                        <w:t>and who keep</w:t>
-                      </w:r>
-                      <w:r>
-                        <w:tab/>
-                      </w:r>
-                      <w:r>
-                        <w:tab/>
-                      </w:r>
-                      <w:r>
-                        <w:t xml:space="preserve">                   </w:t>
-                      </w:r>
-                      <w:r>
-                        <w:t xml:space="preserve">what is written </w:t>
-                      </w:r>
-                      <w:proofErr w:type="gramStart"/>
-                      <w:r>
-                        <w:t>therein;</w:t>
-                      </w:r>
-                      <w:proofErr w:type="gramEnd"/>
-                      <w:r>
-                        <w:t xml:space="preserve"> </w:t>
-                      </w:r>
-                    </w:p>
-                    <w:p>
-                      <w:r>
-                        <w:t xml:space="preserve"> </w:t>
-                      </w:r>
-                      <w:r>
-                        <w:tab/>
-                      </w:r>
-                      <w:r>
-                        <w:tab/>
-                      </w:r>
-                      <w:r>
-                        <w:tab/>
-                      </w:r>
-                      <w:r>
-                        <w:tab/>
-                      </w:r>
-                      <w:r>
-                        <w:tab/>
-                        <w:t xml:space="preserve"> </w:t>
-                      </w:r>
-                      <w:r>
                         <w:t xml:space="preserve">   </w:t>
+                      </w:r>
+                      <w:r>
+                        <w:tab/>
+                      </w:r>
+                      <w:r>
+                        <w:tab/>
+                      </w:r>
+                      <w:r>
+                        <w:tab/>
+                      </w:r>
+                      <w:r>
+                        <w:t xml:space="preserve">     </w:t>
                       </w:r>
                       <w:r>
                         <w:t>for the time is near.</w:t>
@@ -1425,6 +1383,7 @@
   <w:style w:type="character" w:default="1" w:styleId="DefaultParagraphFont">
     <w:name w:val="Default Paragraph Font"/>
     <w:uiPriority w:val="1"/>
+    <w:semiHidden/>
     <w:unhideWhenUsed/>
   </w:style>
   <w:style w:type="table" w:default="1" w:styleId="TableNormal">
